--- a/submission/Manuscript_NatureFamily_maintext.docx
+++ b/submission/Manuscript_NatureFamily_maintext.docx
@@ -2,13 +2,13 @@
 <file path=word/document.xml><?xml version="1.0" encoding="utf-8"?>
 <w:document xmlns:w="http://schemas.openxmlformats.org/wordprocessingml/2006/main" xmlns:m="http://schemas.openxmlformats.org/officeDocument/2006/math" xmlns:r="http://schemas.openxmlformats.org/officeDocument/2006/relationships" xmlns:o="urn:schemas-microsoft-com:office:office" xmlns:v="urn:schemas-microsoft-com:vml" xmlns:w10="urn:schemas-microsoft-com:office:word" xmlns:a="http://schemas.openxmlformats.org/drawingml/2006/main" xmlns:pic="http://schemas.openxmlformats.org/drawingml/2006/picture" xmlns:wp="http://schemas.openxmlformats.org/drawingml/2006/wordprocessingDrawing">
   <w:body>
-    <w:bookmarkStart w:id="42" w:name="X375d79c841bc0027eb180376c96c2db5ee86b3d"/>
+    <w:bookmarkStart w:id="42" w:name="Xac502b76c95cce706441f521e034f330670bfcf"/>
     <w:p>
       <w:pPr>
         <w:pStyle w:val="Heading1"/>
       </w:pPr>
       <w:r>
-        <w:t xml:space="preserve">Warming and survey effort contribute comparably to the generation of new bird distribution records once records are dated to discovery</w:t>
+        <w:t xml:space="preserve">Warming and survey effort contribute comparably to new bird distribution records when dated to discovery</w:t>
       </w:r>
     </w:p>
     <w:p>
@@ -50,7 +50,7 @@
         <w:pStyle w:val="BodyText"/>
       </w:pPr>
       <w:r>
-        <w:t xml:space="preserve">Correspondence: dingchenchen@pku.edu.cn</w:t>
+        <w:t xml:space="preserve">Correspondence: chenchen.ding@pku.edu.cn</w:t>
       </w:r>
     </w:p>
     <w:bookmarkStart w:id="9" w:name="abstract"/>
@@ -3838,7 +3838,7 @@
         <w:t xml:space="preserve"> </w:t>
       </w:r>
       <w:r>
-        <w:t xml:space="preserve">(submitted).</w:t>
+        <w:t xml:space="preserve">(in review).</w:t>
       </w:r>
     </w:p>
     <w:p>
@@ -7171,12 +7171,9 @@
     <w:bookmarkEnd w:id="41"/>
     <w:bookmarkEnd w:id="42"/>
     <w:sectPr>
-      <w:footerReference w:type="default" r:id="rId9"/>
       <w:footnotePr>
         <w:numRestart w:val="eachSect"/>
       </w:footnotePr>
-      <w:pgMar w:left="1440" w:right="1440" w:top="1440" w:bottom="1440"/>
-      <w:lnNumType w:countBy="1" w:start="1" w:restart="continuous" w:distance="360"/>
     </w:sectPr>
   </w:body>
 </w:document>
@@ -7184,29 +7181,6 @@
 
 <file path=word/comments.xml><?xml version="1.0" encoding="utf-8"?>
 <w:comments xmlns:w="http://schemas.openxmlformats.org/wordprocessingml/2006/main" xmlns:m="http://schemas.openxmlformats.org/officeDocument/2006/math" xmlns:r="http://schemas.openxmlformats.org/officeDocument/2006/relationships" xmlns:o="urn:schemas-microsoft-com:office:office" xmlns:v="urn:schemas-microsoft-com:vml" xmlns:w10="urn:schemas-microsoft-com:office:word" xmlns:a="http://schemas.openxmlformats.org/drawingml/2006/main" xmlns:pic="http://schemas.openxmlformats.org/drawingml/2006/picture" xmlns:wp="http://schemas.openxmlformats.org/drawingml/2006/wordprocessingDrawing"/>
-</file>
-
-<file path=word/footer1.xml><?xml version="1.0" encoding="utf-8"?>
-<w:ftr xmlns:m="http://schemas.openxmlformats.org/officeDocument/2006/math" xmlns:mc="http://schemas.openxmlformats.org/markup-compatibility/2006" xmlns:mo="http://schemas.microsoft.com/office/mac/office/2008/main" xmlns:mv="urn:schemas-microsoft-com:mac:vml" xmlns:o="urn:schemas-microsoft-com:office:office" xmlns:r="http://schemas.openxmlformats.org/officeDocument/2006/relationships" xmlns:v="urn:schemas-microsoft-com:vml" xmlns:w10="urn:schemas-microsoft-com:office:word" xmlns:w14="http://schemas.microsoft.com/office/word/2010/wordml" xmlns:w="http://schemas.openxmlformats.org/wordprocessingml/2006/main" xmlns:wne="http://schemas.microsoft.com/office/word/2006/wordml" xmlns:wp14="http://schemas.microsoft.com/office/word/2010/wordprocessingDrawing" xmlns:wp="http://schemas.openxmlformats.org/drawingml/2006/wordprocessingDrawing" xmlns:wpc="http://schemas.microsoft.com/office/word/2010/wordprocessingCanvas" xmlns:wpg="http://schemas.microsoft.com/office/word/2010/wordprocessingGroup" xmlns:wpi="http://schemas.microsoft.com/office/word/2010/wordprocessingInk" xmlns:wps="http://schemas.microsoft.com/office/word/2010/wordprocessingShape" mc:Ignorable="w14 wp14">
-  <w:p>
-    <w:pPr>
-      <w:pStyle w:val="Footer"/>
-      <w:jc w:val="center"/>
-    </w:pPr>
-    <w:r>
-      <w:fldChar w:fldCharType="begin"/>
-    </w:r>
-    <w:r>
-      <w:instrText xml:space="preserve"> PAGE </w:instrText>
-    </w:r>
-    <w:r>
-      <w:fldChar w:fldCharType="separate"/>
-    </w:r>
-    <w:r>
-      <w:fldChar w:fldCharType="end"/>
-    </w:r>
-  </w:p>
-</w:ftr>
 </file>
 
 <file path=word/footnotes.xml><?xml version="1.0" encoding="utf-8"?>
@@ -7524,13 +7498,6 @@
   <w:style w:default="1" w:styleId="Normal" w:type="paragraph">
     <w:name w:val="Normal"/>
     <w:qFormat/>
-    <w:pPr>
-      <w:spacing w:line="480" w:lineRule="auto" w:after="0"/>
-    </w:pPr>
-    <w:rPr>
-      <w:rFonts w:ascii="Times New Roman" w:hAnsi="Times New Roman" w:eastAsia="Times New Roman"/>
-      <w:sz w:val="24"/>
-    </w:rPr>
   </w:style>
   <w:style w:styleId="BodyText" w:type="paragraph">
     <w:name w:val="Body Text"/>
@@ -7703,9 +7670,9 @@
       <w:outlineLvl w:val="0"/>
     </w:pPr>
     <w:rPr>
-      <w:rFonts w:asciiTheme="majorHAnsi" w:cstheme="majorBidi" w:eastAsiaTheme="majorEastAsia" w:hAnsiTheme="majorHAnsi" w:ascii="Times New Roman" w:hAnsi="Times New Roman"/>
-      <w:b/>
-      <w:sz w:val="26"/>
+      <w:rFonts w:asciiTheme="majorHAnsi" w:cstheme="majorBidi" w:eastAsiaTheme="majorEastAsia" w:hAnsiTheme="majorHAnsi"/>
+      <w:color w:themeColor="accent1" w:themeShade="BF" w:val="0F4761"/>
+      <w:sz w:val="40"/>
       <w:szCs w:val="40"/>
     </w:rPr>
   </w:style>
@@ -7726,9 +7693,9 @@
       <w:outlineLvl w:val="1"/>
     </w:pPr>
     <w:rPr>
-      <w:rFonts w:asciiTheme="majorHAnsi" w:cstheme="majorBidi" w:eastAsiaTheme="majorEastAsia" w:hAnsiTheme="majorHAnsi" w:ascii="Times New Roman" w:hAnsi="Times New Roman"/>
-      <w:b/>
-      <w:sz w:val="26"/>
+      <w:rFonts w:asciiTheme="majorHAnsi" w:cstheme="majorBidi" w:eastAsiaTheme="majorEastAsia" w:hAnsiTheme="majorHAnsi"/>
+      <w:color w:themeColor="accent1" w:themeShade="BF" w:val="0F4761"/>
+      <w:sz w:val="32"/>
       <w:szCs w:val="32"/>
     </w:rPr>
   </w:style>
@@ -7749,9 +7716,9 @@
       <w:outlineLvl w:val="2"/>
     </w:pPr>
     <w:rPr>
-      <w:rFonts w:cstheme="majorBidi" w:eastAsiaTheme="majorEastAsia" w:ascii="Times New Roman" w:hAnsi="Times New Roman"/>
-      <w:b/>
-      <w:sz w:val="26"/>
+      <w:rFonts w:cstheme="majorBidi" w:eastAsiaTheme="majorEastAsia"/>
+      <w:color w:themeColor="accent1" w:themeShade="BF" w:val="0F4761"/>
+      <w:sz w:val="28"/>
       <w:szCs w:val="28"/>
     </w:rPr>
   </w:style>
@@ -7772,11 +7739,10 @@
       <w:outlineLvl w:val="3"/>
     </w:pPr>
     <w:rPr>
-      <w:rFonts w:cstheme="majorBidi" w:eastAsiaTheme="majorEastAsia" w:ascii="Times New Roman" w:hAnsi="Times New Roman"/>
-      <w:b/>
+      <w:rFonts w:cstheme="majorBidi" w:eastAsiaTheme="majorEastAsia"/>
       <w:i/>
       <w:iCs/>
-      <w:sz w:val="26"/>
+      <w:color w:themeColor="accent1" w:themeShade="BF" w:val="0F4761"/>
     </w:rPr>
   </w:style>
   <w:style w:styleId="Heading5" w:type="paragraph">
@@ -7796,9 +7762,8 @@
       <w:outlineLvl w:val="4"/>
     </w:pPr>
     <w:rPr>
-      <w:rFonts w:cstheme="majorBidi" w:eastAsiaTheme="majorEastAsia" w:ascii="Times New Roman" w:hAnsi="Times New Roman"/>
-      <w:b/>
-      <w:sz w:val="26"/>
+      <w:rFonts w:cstheme="majorBidi" w:eastAsiaTheme="majorEastAsia"/>
+      <w:color w:themeColor="accent1" w:themeShade="BF" w:val="0F4761"/>
     </w:rPr>
   </w:style>
   <w:style w:styleId="Heading6" w:type="paragraph">
@@ -7818,11 +7783,10 @@
       <w:outlineLvl w:val="5"/>
     </w:pPr>
     <w:rPr>
-      <w:rFonts w:cstheme="majorBidi" w:eastAsiaTheme="majorEastAsia" w:ascii="Times New Roman" w:hAnsi="Times New Roman"/>
-      <w:b/>
+      <w:rFonts w:cstheme="majorBidi" w:eastAsiaTheme="majorEastAsia"/>
       <w:i/>
       <w:iCs/>
-      <w:sz w:val="26"/>
+      <w:color w:themeColor="text1" w:themeTint="A6" w:val="595959"/>
     </w:rPr>
   </w:style>
   <w:style w:styleId="Heading7" w:type="paragraph">
@@ -7842,9 +7806,8 @@
       <w:outlineLvl w:val="6"/>
     </w:pPr>
     <w:rPr>
-      <w:rFonts w:cstheme="majorBidi" w:eastAsiaTheme="majorEastAsia" w:ascii="Times New Roman" w:hAnsi="Times New Roman"/>
-      <w:b/>
-      <w:sz w:val="26"/>
+      <w:rFonts w:cstheme="majorBidi" w:eastAsiaTheme="majorEastAsia"/>
+      <w:color w:themeColor="text1" w:themeTint="A6" w:val="595959"/>
     </w:rPr>
   </w:style>
   <w:style w:styleId="Heading8" w:type="paragraph">
@@ -7864,11 +7827,10 @@
       <w:outlineLvl w:val="7"/>
     </w:pPr>
     <w:rPr>
-      <w:rFonts w:cstheme="majorBidi" w:eastAsiaTheme="majorEastAsia" w:ascii="Times New Roman" w:hAnsi="Times New Roman"/>
-      <w:b/>
+      <w:rFonts w:cstheme="majorBidi" w:eastAsiaTheme="majorEastAsia"/>
       <w:i/>
       <w:iCs/>
-      <w:sz w:val="26"/>
+      <w:color w:themeColor="text1" w:themeTint="D8" w:val="272727"/>
     </w:rPr>
   </w:style>
   <w:style w:styleId="Heading9" w:type="paragraph">
@@ -7888,9 +7850,8 @@
       <w:outlineLvl w:val="8"/>
     </w:pPr>
     <w:rPr>
-      <w:rFonts w:cstheme="majorBidi" w:eastAsiaTheme="majorEastAsia" w:ascii="Times New Roman" w:hAnsi="Times New Roman"/>
-      <w:b/>
-      <w:sz w:val="26"/>
+      <w:rFonts w:cstheme="majorBidi" w:eastAsiaTheme="majorEastAsia"/>
+      <w:color w:themeColor="text1" w:themeTint="D8" w:val="272727"/>
     </w:rPr>
   </w:style>
   <w:style w:customStyle="1" w:styleId="Heading1Char" w:type="character">
@@ -7900,9 +7861,9 @@
     <w:uiPriority w:val="9"/>
     <w:rsid w:val="00A10FD9"/>
     <w:rPr>
-      <w:rFonts w:asciiTheme="majorHAnsi" w:cstheme="majorBidi" w:eastAsiaTheme="majorEastAsia" w:hAnsiTheme="majorHAnsi" w:ascii="Times New Roman" w:hAnsi="Times New Roman"/>
-      <w:b/>
-      <w:sz w:val="26"/>
+      <w:rFonts w:asciiTheme="majorHAnsi" w:cstheme="majorBidi" w:eastAsiaTheme="majorEastAsia" w:hAnsiTheme="majorHAnsi"/>
+      <w:color w:themeColor="accent1" w:themeShade="BF" w:val="0F4761"/>
+      <w:sz w:val="40"/>
       <w:szCs w:val="40"/>
     </w:rPr>
   </w:style>
@@ -7914,9 +7875,9 @@
     <w:semiHidden/>
     <w:rsid w:val="00A10FD9"/>
     <w:rPr>
-      <w:rFonts w:asciiTheme="majorHAnsi" w:cstheme="majorBidi" w:eastAsiaTheme="majorEastAsia" w:hAnsiTheme="majorHAnsi" w:ascii="Times New Roman" w:hAnsi="Times New Roman"/>
-      <w:b/>
-      <w:sz w:val="26"/>
+      <w:rFonts w:asciiTheme="majorHAnsi" w:cstheme="majorBidi" w:eastAsiaTheme="majorEastAsia" w:hAnsiTheme="majorHAnsi"/>
+      <w:color w:themeColor="accent1" w:themeShade="BF" w:val="0F4761"/>
+      <w:sz w:val="32"/>
       <w:szCs w:val="32"/>
     </w:rPr>
   </w:style>
@@ -7928,9 +7889,9 @@
     <w:semiHidden/>
     <w:rsid w:val="00A10FD9"/>
     <w:rPr>
-      <w:rFonts w:cstheme="majorBidi" w:eastAsiaTheme="majorEastAsia" w:ascii="Times New Roman" w:hAnsi="Times New Roman"/>
-      <w:b/>
-      <w:sz w:val="26"/>
+      <w:rFonts w:cstheme="majorBidi" w:eastAsiaTheme="majorEastAsia"/>
+      <w:color w:themeColor="accent1" w:themeShade="BF" w:val="0F4761"/>
+      <w:sz w:val="28"/>
       <w:szCs w:val="28"/>
     </w:rPr>
   </w:style>
@@ -7942,11 +7903,10 @@
     <w:semiHidden/>
     <w:rsid w:val="00A10FD9"/>
     <w:rPr>
-      <w:rFonts w:cstheme="majorBidi" w:eastAsiaTheme="majorEastAsia" w:ascii="Times New Roman" w:hAnsi="Times New Roman"/>
-      <w:b/>
+      <w:rFonts w:cstheme="majorBidi" w:eastAsiaTheme="majorEastAsia"/>
       <w:i/>
       <w:iCs/>
-      <w:sz w:val="26"/>
+      <w:color w:themeColor="accent1" w:themeShade="BF" w:val="0F4761"/>
     </w:rPr>
   </w:style>
   <w:style w:customStyle="1" w:styleId="Heading5Char" w:type="character">
@@ -7957,9 +7917,8 @@
     <w:semiHidden/>
     <w:rsid w:val="00A10FD9"/>
     <w:rPr>
-      <w:rFonts w:cstheme="majorBidi" w:eastAsiaTheme="majorEastAsia" w:ascii="Times New Roman" w:hAnsi="Times New Roman"/>
-      <w:b/>
-      <w:sz w:val="26"/>
+      <w:rFonts w:cstheme="majorBidi" w:eastAsiaTheme="majorEastAsia"/>
+      <w:color w:themeColor="accent1" w:themeShade="BF" w:val="0F4761"/>
     </w:rPr>
   </w:style>
   <w:style w:customStyle="1" w:styleId="Heading6Char" w:type="character">
@@ -7970,11 +7929,10 @@
     <w:semiHidden/>
     <w:rsid w:val="00A10FD9"/>
     <w:rPr>
-      <w:rFonts w:cstheme="majorBidi" w:eastAsiaTheme="majorEastAsia" w:ascii="Times New Roman" w:hAnsi="Times New Roman"/>
-      <w:b/>
+      <w:rFonts w:cstheme="majorBidi" w:eastAsiaTheme="majorEastAsia"/>
       <w:i/>
       <w:iCs/>
-      <w:sz w:val="26"/>
+      <w:color w:themeColor="text1" w:themeTint="A6" w:val="595959"/>
     </w:rPr>
   </w:style>
   <w:style w:customStyle="1" w:styleId="Heading7Char" w:type="character">
@@ -7985,9 +7943,8 @@
     <w:semiHidden/>
     <w:rsid w:val="00A10FD9"/>
     <w:rPr>
-      <w:rFonts w:cstheme="majorBidi" w:eastAsiaTheme="majorEastAsia" w:ascii="Times New Roman" w:hAnsi="Times New Roman"/>
-      <w:b/>
-      <w:sz w:val="26"/>
+      <w:rFonts w:cstheme="majorBidi" w:eastAsiaTheme="majorEastAsia"/>
+      <w:color w:themeColor="text1" w:themeTint="A6" w:val="595959"/>
     </w:rPr>
   </w:style>
   <w:style w:customStyle="1" w:styleId="Heading8Char" w:type="character">
@@ -7998,11 +7955,10 @@
     <w:semiHidden/>
     <w:rsid w:val="00A10FD9"/>
     <w:rPr>
-      <w:rFonts w:cstheme="majorBidi" w:eastAsiaTheme="majorEastAsia" w:ascii="Times New Roman" w:hAnsi="Times New Roman"/>
-      <w:b/>
+      <w:rFonts w:cstheme="majorBidi" w:eastAsiaTheme="majorEastAsia"/>
       <w:i/>
       <w:iCs/>
-      <w:sz w:val="26"/>
+      <w:color w:themeColor="text1" w:themeTint="D8" w:val="272727"/>
     </w:rPr>
   </w:style>
   <w:style w:customStyle="1" w:styleId="Heading9Char" w:type="character">
@@ -8013,9 +7969,8 @@
     <w:semiHidden/>
     <w:rsid w:val="00A10FD9"/>
     <w:rPr>
-      <w:rFonts w:cstheme="majorBidi" w:eastAsiaTheme="majorEastAsia" w:ascii="Times New Roman" w:hAnsi="Times New Roman"/>
-      <w:b/>
-      <w:sz w:val="26"/>
+      <w:rFonts w:cstheme="majorBidi" w:eastAsiaTheme="majorEastAsia"/>
+      <w:color w:themeColor="text1" w:themeTint="D8" w:val="272727"/>
     </w:rPr>
   </w:style>
   <w:style w:styleId="BlockText" w:type="paragraph">

--- a/submission/Manuscript_NatureFamily_maintext.docx
+++ b/submission/Manuscript_NatureFamily_maintext.docx
@@ -67,7 +67,7 @@
         <w:pStyle w:val="FirstParagraph"/>
       </w:pPr>
       <w:r>
-        <w:t xml:space="preserve">New provincial and national distribution records are the raw material from which range shifts are inferred, yet a record is generated only when a species is present, someone is looking, and the observation is written up. Disentangling these components has proved difficult because the ecological and observational processes covary. Here we assemble a complete species × province × year risk set for 1,029 documented new bird records in China (2002–2024) and model the annual hazard that a species is newly recorded in a province using a discrete-time proportional-hazards formulation. We first show that the near-universal practice of dating such records to their year of publication is a systematic source of bias: publication lags the observation by a median of one year and a mean of 2.09 years, 81.7% of records lag by at least one year, and re-dating changes the year of 83.1% of events. Under publication-year dating, survey effort appears to raise the hazard by 79% per standard deviation and annual climate variability appears to suppress it; after re-dating, the effort coefficient falls by 37% and the variability effect vanishes entirely, while the accumulated-warming coefficient is unchanged. In the corrected analysis, accumulated warming relative to a species’ historical range (hazard ratio 1.36 per SD, 95% CI 1.22–1.52) and survey effort (1.40, 1.25–1.58) contribute comparably, and warming in fact discriminates slightly better between event and non-event cells than effort does. The two interact negatively (0.85, 0.76–0.95): warming matters most where survey coverage is sparse. Design-preserving permutation nulls place both effects outside their null distributions (</w:t>
+        <w:t xml:space="preserve">New provincial and national distribution records are the raw material from which range shifts are inferred, yet a record is generated only when a species is present, someone is looking, and the observation is written up. Disentangling these components has proved difficult because the ecological and observational processes covary. Here we assemble a complete species × province × year risk set for 1,029 documented new bird records in China (2002–2024) and model the annual hazard that a species is newly recorded in a province using a discrete-time proportional-hazards formulation. We first show that the near-universal practice of dating such records to their year of publication is a systematic source of bias: publication lags the observation by a median of one year and a mean of 2.09 years, 81.7% of records lag by at least one year, and re-dating changes the year of 83.1% of events. Under publication-year dating, survey effort appears to raise the hazard by 79% per standard deviation and annual climate variability appears to suppress it; after re-dating, the effort coefficient falls by 37% and the variability effect vanishes entirely, while the accumulated-warming coefficient is unchanged. In the corrected analysis, accumulated warming relative to a species’ historical range (hazard ratio 1.36 per SD, 95% CI 1.22–1.53) and survey effort (1.43, 1.27–1.61) contribute comparably, and warming in fact discriminates slightly better between event and non-event cells than effort does. The two interact negatively (0.84, 0.75–0.94): warming matters most where survey coverage is sparse. Design-preserving permutation nulls place both effects outside their null distributions (</w:t>
       </w:r>
       <w:r>
         <w:rPr>
@@ -93,7 +93,7 @@
         <w:t xml:space="preserve">R</w:t>
       </w:r>
       <w:r>
-        <w:t xml:space="preserve">² from 0.27 to 0.41. Results are unchanged across three species-distribution-model thresholds, four survey-effort proxies, three missing-data rules and four accumulation windows. Projections under CMIP6 scenarios are constrained by a strict support diagnostic: beyond 2030, fewer than one tenth of species-province cells fall inside the fitted covariate range, so we report late-century surfaces as scenario illustrations rather than forecasts. Our results establish that documented range gains in a rapidly warming, rapidly digitising region reflect climate and observation in roughly equal measure, and that the date attached to a record determines which of the two appears to dominate.</w:t>
+        <w:t xml:space="preserve">² from 0.28 to 0.41. Results are unchanged across three species-distribution-model thresholds, four survey-effort proxies, three missing-data rules and four accumulation windows. Projections under CMIP6 scenarios are constrained by a strict support diagnostic: beyond 2030, fewer than one tenth of species-province cells fall inside the fitted covariate range, so we report late-century surfaces as scenario illustrations rather than forecasts. Our results establish that documented range gains in a rapidly warming, rapidly digitising region reflect climate and observation in roughly equal measure, and that the date attached to a record determines which of the two appears to dominate.</w:t>
       </w:r>
     </w:p>
     <w:p>
@@ -490,7 +490,7 @@
         <w:pStyle w:val="BodyText"/>
       </w:pPr>
       <w:r>
-        <w:t xml:space="preserve">The final risk set at the 50-cell species-distribution-model threshold comprises 8,319 species × province pairs, 185,478 species-province-years and 657 events. After requiring non-missing effort and climate components, the modelling data contain 175,901 rows, 649 events, 392 species and 31 provincial units.</w:t>
+        <w:t xml:space="preserve">The final risk set at the 50-cell species-distribution-model threshold comprises 8,319 species × province pairs, 185,478 species-province-years and 657 events. After requiring non-missing effort and climate components, the modelling data contain 175,640 rows, 649 events, 392 species and 31 provincial units.</w:t>
       </w:r>
     </w:p>
     <w:bookmarkEnd w:id="12"/>
@@ -516,7 +516,7 @@
         <w:pStyle w:val="BodyText"/>
       </w:pPr>
       <w:r>
-        <w:t xml:space="preserve">Re-dating alone moves the survey-effort hazard ratio from 1.788 to 1.305, a reduction of 37% in the excess hazard, and moves the annual-variability hazard ratio from 0.850 (</w:t>
+        <w:t xml:space="preserve">Re-dating alone moves the survey-effort hazard ratio from 1.788 to 1.309, a reduction of 37% in the excess hazard, and moves the annual-variability hazard ratio from 0.850 (</w:t>
       </w:r>
       <w:r>
         <w:rPr>
@@ -542,7 +542,7 @@
         <w:t xml:space="preserve"> </w:t>
       </w:r>
       <w:r>
-        <w:t xml:space="preserve">= 0.48). The accumulated-warming coefficient is essentially untouched (1.394 → 1.437), as is the interaction (0.876 → 0.859). The remaining corrections are comparatively minor: treating structural zeros in the effort database as coverage gaps moves effort by −0.038; area-weighting the provincial climate series moves it by +0.022; the completeness offset restores +0.159, recovering signal that right-censoring had attenuated; and the province-by-year random intercept removes a further 0.044.</w:t>
+        <w:t xml:space="preserve">= 0.48). The accumulated-warming coefficient is essentially untouched (1.394 → 1.440), as is the interaction (0.876 → 0.852). The remaining corrections are comparatively minor: treating structural zeros in the effort database as coverage gaps moves effort by −0.038; area-weighting the provincial climate series moves it by +0.029; the completeness offset restores +0.167, recovering signal that right-censoring had attenuated; and the province-by-year random intercept removes a further 0.038.</w:t>
       </w:r>
     </w:p>
     <w:p>
@@ -568,7 +568,7 @@
         <w:pStyle w:val="FirstParagraph"/>
       </w:pPr>
       <w:r>
-        <w:t xml:space="preserve">In the frozen main model, both drivers raise the hazard and the effect sizes are similar (Fig. 1a; Table 2). One standard deviation of accumulated warming relative to a species’ historical range multiplies the annual hazard by 1.362 (95% CI 1.216–1.524;</w:t>
+        <w:t xml:space="preserve">In the frozen main model, both drivers raise the hazard and the effect sizes are similar (Fig. 1a; Table 2). One standard deviation of accumulated warming relative to a species’ historical range multiplies the annual hazard by 1.365 (95% CI 1.219–1.528;</w:t>
       </w:r>
       <w:r>
         <w:t xml:space="preserve"> </w:t>
@@ -584,7 +584,7 @@
         <w:t xml:space="preserve"> </w:t>
       </w:r>
       <w:r>
-        <w:t xml:space="preserve">= 8.3 × 10⁻⁸); one standard deviation of survey effort multiplies it by 1.404 (1.245–1.583;</w:t>
+        <w:t xml:space="preserve">= 7.2 × 10⁻⁸); one standard deviation of survey effort multiplies it by 1.429 (1.268–1.611;</w:t>
       </w:r>
       <w:r>
         <w:t xml:space="preserve"> </w:t>
@@ -600,7 +600,7 @@
         <w:t xml:space="preserve"> </w:t>
       </w:r>
       <w:r>
-        <w:t xml:space="preserve">= 2.9 × 10⁻⁸). Annual climate variability has no effect (0.995, 0.909–1.090;</w:t>
+        <w:t xml:space="preserve">= 4.9 × 10⁻⁹). Annual climate variability has no effect (0.995, 0.908–1.089;</w:t>
       </w:r>
       <w:r>
         <w:t xml:space="preserve"> </w:t>
@@ -616,7 +616,7 @@
         <w:t xml:space="preserve"> </w:t>
       </w:r>
       <w:r>
-        <w:t xml:space="preserve">= 0.92). The two main effects interact negatively (0.849, 0.761–0.948;</w:t>
+        <w:t xml:space="preserve">= 0.91). The two main effects interact negatively (0.839, 0.752–0.936;</w:t>
       </w:r>
       <w:r>
         <w:t xml:space="preserve"> </w:t>
@@ -632,7 +632,7 @@
         <w:t xml:space="preserve"> </w:t>
       </w:r>
       <w:r>
-        <w:t xml:space="preserve">= 3.7 × 10⁻³): the marginal effect of warming is steepest where effort is low and flattens where coverage is already dense (Fig. 1b).</w:t>
+        <w:t xml:space="preserve">= 1.7 × 10⁻³): the marginal effect of warming is steepest where effort is low and flattens where coverage is already dense (Fig. 1b).</w:t>
       </w:r>
     </w:p>
     <w:p>
@@ -640,7 +640,7 @@
         <w:pStyle w:val="BodyText"/>
       </w:pPr>
       <w:r>
-        <w:t xml:space="preserve">Two qualifications follow from the resampling analyses described below and should be carried through any reading of these effect sizes. First, the reference point for the warming coefficient is not unity. Permuting accumulated warming among species within a province-year, or permuting the event indicator among the species at risk in a province-year, still returns a hazard ratio of 1.157–1.167, because both permutations preserve the covariance between provincial-annual climate and provincial-annual event counts. The observed 1.362 lies outside that null distribution (</w:t>
+        <w:t xml:space="preserve">Two qualifications follow from the resampling analyses described below and should be carried through any reading of these effect sizes. First, the reference point for the warming coefficient is not unity. Permuting accumulated warming among species within a province-year, or permuting the event indicator among the species at risk in a province-year, still returns a hazard ratio of about 1.16, because both permutations preserve the covariance between provincial-annual climate and provincial-annual event counts. The observed 1.365 lies outside that null distribution (</w:t>
       </w:r>
       <w:r>
         <w:rPr>
@@ -653,7 +653,7 @@
         <w:t xml:space="preserve"> </w:t>
       </w:r>
       <w:r>
-        <w:t xml:space="preserve">= 0.005 in both cases), but the increment attributable to the species-specific referencing is 1.362/1.157 ≈ 1.18 rather than 1.36; the remainder is a structural baseline shared with the null. The effort coefficient behaves differently: permuting effort across years within a province collapses it to 0.980, with the null 95% interval covering unity, so it derives from the temporal alignment of effort and events rather than from any cross-sectional contrast between well- and poorly surveyed provinces. Second, the Wald intervals are slightly narrow with respect to provincial clustering. A cluster bootstrap resampling provinces widens them to 1.20–1.72 for warming and 1.21–1.76 for effort; both lower bounds still exceed unity, and the interaction remains bounded away from it (0.74–0.99). Resampling species instead leaves the intervals essentially unchanged, so the species-level clustering is already absorbed by the random effects.</w:t>
+        <w:t xml:space="preserve">= 0.005 in both cases), but the increment attributable to the species-specific referencing is 1.365/1.161 ≈ 1.18 rather than 1.36; the remainder is a structural baseline shared with the null. The effort coefficient behaves differently: permuting effort across years within a province collapses it to 0.979, with the null 95% interval covering unity, so it derives from the temporal alignment of effort and events rather than from any cross-sectional contrast between well- and poorly surveyed provinces. Second, the Wald intervals are slightly narrow with respect to provincial clustering. A cluster bootstrap resampling provinces widens them to 1.20–1.72 for warming and 1.24–1.78 for effort; both lower bounds still exceed unity, and the interaction remains bounded away from it (0.73–0.99). Resampling species instead leaves the intervals essentially unchanged, so the species-level clustering is already absorbed by the random effects.</w:t>
       </w:r>
     </w:p>
     <w:p>
@@ -684,13 +684,13 @@
           <w:b/>
           <w:bCs/>
         </w:rPr>
-        <w:t xml:space="preserve">7.75-fold</w:t>
-      </w:r>
-      <w:r>
-        <w:t xml:space="preserve"> </w:t>
-      </w:r>
-      <w:r>
-        <w:t xml:space="preserve">increase in annual provincial visits, from a median of 60 visits per year to about 465. The sign of the climate variable is also informative: a negative value means the province has warmed</w:t>
+        <w:t xml:space="preserve">7.89-fold</w:t>
+      </w:r>
+      <w:r>
+        <w:t xml:space="preserve"> </w:t>
+      </w:r>
+      <w:r>
+        <w:t xml:space="preserve">increase in annual provincial visits, from a median of 60.5 visits per year to about 478. The sign of the climate variable is also informative: a negative value means the province has warmed</w:t>
       </w:r>
       <w:r>
         <w:t xml:space="preserve"> </w:t>
@@ -764,7 +764,7 @@
         <w:pStyle w:val="BodyText"/>
       </w:pPr>
       <w:r>
-        <w:t xml:space="preserve">Four independent importance criteria agree that warming and effort are of comparable weight, with warming slightly ahead on discrimination (Fig. 1c). Dropping accumulated warming costs 28.7 AIC units and 0.053 of marginal AUC; dropping survey effort costs 29.5 AIC units and 0.032 of marginal AUC. The interaction costs 6.5 AIC units. Annual variability costs −2.0 AIC units, that is, the model is marginally better without it; we retain it because it is one half of a pre-specified decomposition and its null result is itself informative.</w:t>
+        <w:t xml:space="preserve">Four independent importance criteria agree that warming and effort are of comparable weight, with warming slightly ahead on discrimination (Fig. 1c). Dropping accumulated warming costs 29.9 AIC units and 0.053 of marginal AUC; dropping survey effort costs 33.4 AIC units and 0.033 of marginal AUC. The interaction costs 7.8 AIC units. Annual variability costs −2.0 AIC units, that is, the model is marginally better without it; we retain it because it is one half of a pre-specified decomposition and its null result is itself informative.</w:t>
       </w:r>
     </w:p>
     <w:p>
@@ -772,7 +772,7 @@
         <w:pStyle w:val="BodyText"/>
       </w:pPr>
       <w:r>
-        <w:t xml:space="preserve">The discrimination ladder makes the point most directly (Fig. 1d). With the random structure held at the main model, fixed-effect-only AUC rises from 0.411 for the null model to 0.559 with effort alone, 0.580 with accumulated warming alone, and 0.610 with both. Climate alone discriminates better than effort alone; neither alone approaches the pair. This is a different conclusion from the one reached under publication-year dating, where effort dominated.</w:t>
+        <w:t xml:space="preserve">The discrimination ladder makes the point most directly (Fig. 1d). With the random structure held at the main model, fixed-effect-only AUC rises from 0.410 for the null model to 0.559 with effort alone, 0.580 with accumulated warming alone, and 0.610 with both. Climate alone discriminates better than effort alone; neither alone approaches the pair. This is a different conclusion from the one reached under publication-year dating, where effort dominated.</w:t>
       </w:r>
     </w:p>
     <w:bookmarkEnd w:id="14"/>
@@ -790,7 +790,7 @@
         <w:pStyle w:val="FirstParagraph"/>
       </w:pPr>
       <w:r>
-        <w:t xml:space="preserve">We evaluated six random-effect structures against four criteria rather than AIC alone (Fig. 4; Table 3). Adding a province-by-year intercept to the conventional species + province structure improves AIC by 93.4 units, raises conditional</w:t>
+        <w:t xml:space="preserve">We evaluated six random-effect structures against four criteria rather than AIC alone (Fig. 4; Table 3). Adding a province-by-year intercept to the conventional species + province structure improves AIC by 92.1 units, raises conditional</w:t>
       </w:r>
       <w:r>
         <w:t xml:space="preserve"> </w:t>
@@ -803,7 +803,7 @@
         <w:t xml:space="preserve">R</w:t>
       </w:r>
       <w:r>
-        <w:t xml:space="preserve">² from 0.274 to 0.411, raises conditional AUC from 0.721 to 0.854, and raises the intraclass correlation from 0.172 to 0.358. Crucially, marginal AUC — the discrimination attributable to fixed effects — is flat across all six structures (0.607–0.613), confirming that the random structure absorbs observational heterogeneity without redistributing the fixed-effect signal.</w:t>
+        <w:t xml:space="preserve">² from 0.279 to 0.413, raises conditional AUC from 0.722 to 0.853, and raises the intraclass correlation from 0.172 to 0.356. Crucially, marginal AUC — the discrimination attributable to fixed effects — is flat across all six structures (0.611–0.614), confirming that the random structure absorbs observational heterogeneity without redistributing the fixed-effect signal.</w:t>
       </w:r>
     </w:p>
     <w:p>
@@ -811,7 +811,7 @@
         <w:pStyle w:val="BodyText"/>
       </w:pPr>
       <w:r>
-        <w:t xml:space="preserve">Two further structures were tested. A species-specific random slope on accumulated warming (ΔAIC 4.5 relative to the best) and a province-specific random slope on effort (ΔAIC 0.0, the AIC optimum) both fit marginally better, but both</w:t>
+        <w:t xml:space="preserve">Two further structures were tested. A species-specific random slope on accumulated warming (ΔAIC 2.6 relative to the best) and a province-specific random slope on effort (ΔAIC 0.0, the AIC optimum) both fit marginally better, but both</w:t>
       </w:r>
       <w:r>
         <w:t xml:space="preserve"> </w:t>
@@ -840,7 +840,7 @@
         <w:t xml:space="preserve">R</w:t>
       </w:r>
       <w:r>
-        <w:t xml:space="preserve">² (0.403 and 0.395 respectively, against 0.411 for the simpler structure), and their fixed effects are indistinguishable from those of the main model (effort 1.397 and 1.372; warming 1.348 and 1.366). We therefore freeze the three-level intercept structure as the sole main model: it is the most parsimonious of the three statistically indistinguishable options, it has the highest explanatory power, and every one of its terms has a direct ecological or observational reading — intrinsic species detectability, regional survey context, and the province-year shocks through which surveys, festivals and reporting channels actually operate. No variance component collapses in any structure (minimum standard deviation 0.274).</w:t>
+        <w:t xml:space="preserve">² (0.405 and 0.400 respectively, against 0.413 for the simpler structure), and their fixed effects are indistinguishable from those of the main model (effort 1.422 and 1.404; warming 1.351 and 1.368). We therefore freeze the three-level intercept structure as the sole main model: it is the most parsimonious of the three statistically indistinguishable options, it has the highest explanatory power, and every one of its terms has a direct ecological or observational reading — intrinsic species detectability, regional survey context, and the province-year shocks through which surveys, festivals and reporting channels actually operate. No variance component collapses in any structure (minimum standard deviation 0.272).</w:t>
       </w:r>
     </w:p>
     <w:bookmarkEnd w:id="15"/>
@@ -870,7 +870,7 @@
           <w:i/>
           <w:iCs/>
         </w:rPr>
-        <w:t xml:space="preserve">Species (SD 0.405).</w:t>
+        <w:t xml:space="preserve">Species (SD 0.404).</w:t>
       </w:r>
       <w:r>
         <w:t xml:space="preserve"> </w:t>
@@ -888,7 +888,7 @@
           <w:i/>
           <w:iCs/>
         </w:rPr>
-        <w:t xml:space="preserve">Province (SD 0.326).</w:t>
+        <w:t xml:space="preserve">Province (SD 0.332).</w:t>
       </w:r>
       <w:r>
         <w:t xml:space="preserve"> </w:t>
@@ -906,7 +906,7 @@
           <w:i/>
           <w:iCs/>
         </w:rPr>
-        <w:t xml:space="preserve">Province by year (SD 0.804).</w:t>
+        <w:t xml:space="preserve">Province by year (SD 0.798).</w:t>
       </w:r>
       <w:r>
         <w:t xml:space="preserve"> </w:t>
@@ -930,7 +930,7 @@
         <w:t xml:space="preserve"> </w:t>
       </w:r>
       <w:r>
-        <w:t xml:space="preserve">Not a free parameter but a known correction, so it consumes no degrees of freedom. Omitting it attenuates the effort coefficient from 1.372 to 1.245, because censoring is concentrated in the recent, high-effort years.</w:t>
+        <w:t xml:space="preserve">Not a free parameter but a known correction, so it consumes no degrees of freedom. Omitting it attenuates the effort coefficient from 1.404 to 1.264, because censoring is concentrated in the recent, high-effort years.</w:t>
       </w:r>
     </w:p>
     <w:bookmarkEnd w:id="16"/>
@@ -1077,7 +1077,7 @@
         <w:t xml:space="preserve"> </w:t>
       </w:r>
       <w:r>
-        <w:t xml:space="preserve">= 0.693, 0.854, 0.899 and 0.256 respectively).</w:t>
+        <w:t xml:space="preserve">= 0.692, 0.638, 0.792 and 0.260 respectively).</w:t>
       </w:r>
     </w:p>
     <w:p>
@@ -1127,7 +1127,7 @@
         <w:t xml:space="preserve"> </w:t>
       </w:r>
       <w:r>
-        <w:t xml:space="preserve">689 province-year levels are not identifiable from 156–218 events; the ladder, which uses all 549</w:t>
+        <w:t xml:space="preserve">688 province-year levels are not identifiable from 156–218 events; the ladder, which uses all 549</w:t>
       </w:r>
       <w:r>
         <w:t xml:space="preserve"> </w:t>
@@ -1147,7 +1147,7 @@
         <w:t xml:space="preserve"> </w:t>
       </w:r>
       <w:r>
-        <w:t xml:space="preserve">long-distance migrants (0.753, 0.628–0.903,</w:t>
+        <w:t xml:space="preserve">long-distance migrants (0.752, 0.627–0.902,</w:t>
       </w:r>
       <w:r>
         <w:t xml:space="preserve"> </w:t>
@@ -1179,7 +1179,7 @@
         <w:t xml:space="preserve"> </w:t>
       </w:r>
       <w:r>
-        <w:t xml:space="preserve">= 0.54) and partial migrants (1.053,</w:t>
+        <w:t xml:space="preserve">= 0.54) and partial migrants (1.029,</w:t>
       </w:r>
       <w:r>
         <w:t xml:space="preserve"> </w:t>
@@ -1195,7 +1195,7 @@
         <w:t xml:space="preserve"> </w:t>
       </w:r>
       <w:r>
-        <w:t xml:space="preserve">= 0.62). But the test that matters for this claim is</w:t>
+        <w:t xml:space="preserve">= 0.78). But the test that matters for this claim is</w:t>
       </w:r>
       <w:r>
         <w:t xml:space="preserve"> </w:t>
@@ -1233,7 +1233,7 @@
         <w:t xml:space="preserve"> </w:t>
       </w:r>
       <w:r>
-        <w:t xml:space="preserve">= 0.078. With at most 218 events per</w:t>
+        <w:t xml:space="preserve">= 0.079. With at most 218 events per</w:t>
       </w:r>
       <w:r>
         <w:t xml:space="preserve"> </w:t>
@@ -1379,7 +1379,7 @@
         <w:t xml:space="preserve"> </w:t>
       </w:r>
       <w:r>
-        <w:t xml:space="preserve">likely as residents to yield a new provincial record (odds ratio 1.91–2.50 across treatments, all</w:t>
+        <w:t xml:space="preserve">likely as residents to yield a new provincial record (odds ratio 1.89–2.50 across treatments, all</w:t>
       </w:r>
       <w:r>
         <w:t xml:space="preserve"> </w:t>
@@ -1407,7 +1407,7 @@
         <w:t xml:space="preserve"> </w:t>
       </w:r>
       <w:r>
-        <w:t xml:space="preserve">event rate there (0.417% against 0.29–0.33%). Body mass, clutch size, habitat breadth, diet</w:t>
+        <w:t xml:space="preserve">event rate there (0.418% against 0.29–0.33%). Body mass, clutch size, habitat breadth, diet</w:t>
       </w:r>
       <w:r>
         <w:t xml:space="preserve"> </w:t>
@@ -1900,7 +1900,7 @@
         <w:t xml:space="preserve"> </w:t>
       </w:r>
       <w:r>
-        <w:t xml:space="preserve">(dispersion 5.60,</w:t>
+        <w:t xml:space="preserve">(dispersion 5.59,</w:t>
       </w:r>
       <w:r>
         <w:t xml:space="preserve"> </w:t>
@@ -1916,7 +1916,7 @@
         <w:t xml:space="preserve"> </w:t>
       </w:r>
       <w:r>
-        <w:t xml:space="preserve">= 2.3 × 10⁻¹⁷); a negative binomial is adequate (1.24,</w:t>
+        <w:t xml:space="preserve">= 2.8 × 10⁻¹⁷); a negative binomial is adequate (1.23,</w:t>
       </w:r>
       <w:r>
         <w:t xml:space="preserve"> </w:t>
@@ -1932,7 +1932,7 @@
         <w:t xml:space="preserve"> </w:t>
       </w:r>
       <w:r>
-        <w:t xml:space="preserve">= 0.20, θ = 6.11)</w:t>
+        <w:t xml:space="preserve">= 0.20, θ = 6.12)</w:t>
       </w:r>
       <w:r>
         <w:t xml:space="preserve"> </w:t>
@@ -1960,7 +1960,7 @@
         <w:t xml:space="preserve"> </w:t>
       </w:r>
       <w:r>
-        <w:t xml:space="preserve">= 0.036). The informative model is</w:t>
+        <w:t xml:space="preserve">= 0.035). The informative model is</w:t>
       </w:r>
       <w:r>
         <w:t xml:space="preserve"> </w:t>
@@ -1978,7 +1978,7 @@
         <w:t xml:space="preserve"> </w:t>
       </w:r>
       <w:r>
-        <w:t xml:space="preserve">per unit of recent effort (0.71,</w:t>
+        <w:t xml:space="preserve">per unit of recent effort (0.70,</w:t>
       </w:r>
       <w:r>
         <w:t xml:space="preserve"> </w:t>
@@ -1994,7 +1994,7 @@
         <w:t xml:space="preserve"> </w:t>
       </w:r>
       <w:r>
-        <w:t xml:space="preserve">= 0.028), as does higher GDP per capita (0.61,</w:t>
+        <w:t xml:space="preserve">= 0.023), as does higher GDP per capita (0.61,</w:t>
       </w:r>
       <w:r>
         <w:t xml:space="preserve"> </w:t>
@@ -2010,7 +2010,7 @@
         <w:t xml:space="preserve"> </w:t>
       </w:r>
       <w:r>
-        <w:t xml:space="preserve">= 0.0027)</w:t>
+        <w:t xml:space="preserve">= 0.0026)</w:t>
       </w:r>
       <w:r>
         <w:t xml:space="preserve"> </w:t>
@@ -2022,7 +2022,7 @@
         <w:t xml:space="preserve"> </w:t>
       </w:r>
       <w:r>
-        <w:t xml:space="preserve">richness, 33.3% to area and 9% to the two effort terms combined, with the full model explaining</w:t>
+        <w:t xml:space="preserve">richness, 32.9% to area and 9% to the two effort terms combined, with the full model explaining</w:t>
       </w:r>
       <w:r>
         <w:t xml:space="preserve"> </w:t>
@@ -2272,7 +2272,7 @@
         <w:pStyle w:val="FirstParagraph"/>
       </w:pPr>
       <w:r>
-        <w:t xml:space="preserve">The proportional-hazards assumption holds for accumulated warming (interaction with time β = −0.022,</w:t>
+        <w:t xml:space="preserve">The proportional-hazards assumption holds for accumulated warming (interaction with time β &lt; 0.001,</w:t>
       </w:r>
       <w:r>
         <w:t xml:space="preserve"> </w:t>
@@ -2288,7 +2288,7 @@
         <w:t xml:space="preserve"> </w:t>
       </w:r>
       <w:r>
-        <w:t xml:space="preserve">= 0.82) but not for effort (β = −0.211,</w:t>
+        <w:t xml:space="preserve">= 1.00) but not for effort (β = −0.190,</w:t>
       </w:r>
       <w:r>
         <w:t xml:space="preserve"> </w:t>
@@ -2304,7 +2304,7 @@
         <w:t xml:space="preserve"> </w:t>
       </w:r>
       <w:r>
-        <w:t xml:space="preserve">= 7.7 × 10⁻⁴). This is a substantive result rather than a diagnostic failure. Allowing the effort coefficient to vary through time, its hazard ratio falls from 2.18 (95% CI 1.63–2.90) in 2002 to 1.07 (0.88–1.30) in 2024, crossing into non-significance in the early 2020s (Fig. 6d). Two decades of intensifying observation have used up the readily detectable gaps, so an additional standard deviation of effort now yields far fewer first records than it did at the start of the period. That the climate term shows no such decline is the sharpest available evidence that the two coefficients are capturing different processes: a saturating observational process and a non-saturating climatic one.</w:t>
+        <w:t xml:space="preserve">= 2.1 × 10⁻³). This is a substantive result rather than a diagnostic failure. Allowing the effort coefficient to vary through time, its hazard ratio falls from 2.14 (95% CI 1.61–2.85) in 2002 to 1.13 (0.93–1.37) in 2024, crossing into non-significance in the early 2020s (Fig. 6d). Two decades of intensifying observation have used up the readily detectable gaps, so an additional standard deviation of effort now yields far fewer first records than it did at the start of the period. That the climate term shows no such decline is the sharpest available evidence that the two coefficients are capturing different processes: a saturating observational process and a non-saturating climatic one.</w:t>
       </w:r>
     </w:p>
     <w:bookmarkEnd w:id="20"/>
@@ -2340,7 +2340,7 @@
         <w:t xml:space="preserve"> </w:t>
       </w:r>
       <w:r>
-        <w:t xml:space="preserve">A province enters a species’ candidate pool when the species distribution model marks at least a threshold number of suitable cells inside it. Cells are those of the 2.5-arc-minute climate surface and have a median area of 18.3 km², so thresholds of 50, 100 and 200 cells correspond to roughly 0.9, 1.8 and 3.7 thousand km² of suitable habitat. Raising the requirement from 50 to 200 cells changes the risk set from 175,901 to 155,435 rows but leaves the coefficients essentially fixed (effort 1.404, 1.405, 1.411; warming 1.362, 1.376, 1.372; interaction 0.849, 0.851, 0.850).</w:t>
+        <w:t xml:space="preserve">A province enters a species’ candidate pool when the species distribution model marks at least a threshold number of suitable cells inside it. Cells are those of the 2.5-arc-minute climate surface and have a median area of 18.3 km², so thresholds of 50, 100 and 200 cells correspond to roughly 0.9, 1.8 and 3.7 thousand km² of suitable habitat. Raising the requirement from 50 to 200 cells changes the risk set from 175,640 to 155,207 rows but leaves the coefficients essentially fixed (effort 1.429, 1.431, 1.437; warming 1.365, 1.379, 1.375; interaction 0.839, 0.840, 0.839).</w:t>
       </w:r>
     </w:p>
     <w:p>
@@ -2358,7 +2358,7 @@
         <w:t xml:space="preserve"> </w:t>
       </w:r>
       <w:r>
-        <w:t xml:space="preserve">Annual mean temperature carries the signal; warmest-month maximum temperature carries a weaker version of it (hazard ratio 1.30, ΔAIC 9.0 behind the best cell) but shows no interaction with effort; coldest-month minimum temperature and winter mean temperature show no signal at any window (hazard ratios 0.96–1.08, all</w:t>
+        <w:t xml:space="preserve">Annual mean temperature carries the signal; warmest-month maximum temperature carries a weaker version of it (hazard ratio 1.30, ΔAIC 10.4 behind the best cell) but shows no interaction with effort; coldest-month minimum temperature and winter mean temperature show no signal at any window (hazard ratios 0.96–1.08, all</w:t>
       </w:r>
       <w:r>
         <w:t xml:space="preserve"> </w:t>
@@ -2374,7 +2374,7 @@
         <w:t xml:space="preserve"> </w:t>
       </w:r>
       <w:r>
-        <w:t xml:space="preserve">&gt; 0.12). Annual mean temperature integrates the whole thermal regime, whereas seasonal extremes describe conditions that constrain overwintering or breeding but not the year-round climatic envelope within which a range boundary sits.</w:t>
+        <w:t xml:space="preserve">&gt; 0.11). Annual mean temperature integrates the whole thermal regime, whereas seasonal extremes describe conditions that constrain overwintering or breeding but not the year-round climatic envelope within which a range boundary sits.</w:t>
       </w:r>
     </w:p>
     <w:p>
@@ -2432,7 +2432,7 @@
         <w:pStyle w:val="BodyText"/>
       </w:pPr>
       <w:r>
-        <w:t xml:space="preserve">First, the warming coefficient rises with window length in every series, from about 1.16–1.21 at five years to 1.36–1.40 at twenty years (Fig. 7a). This is the signature expected of a process that integrates climate over years to decades: a five-year window measures weather rather than climate and dilutes the signal, whereas a boundary shifts only when conditions have been favourable long enough for colonisation and establishment. A finer grid spanning 3 to 23 years (Extended Data Table 2) places the optimum at 18–20 years with AIC rising again by 23 years, so the optimum is interior rather than an artefact of the tested range. We retain 15 years as pre-specified; it lies within 2.2–5.6 AIC units of the optimum in every series.</w:t>
+        <w:t xml:space="preserve">First, the warming coefficient rises with window length in every series, from about 1.16–1.22 at five years to 1.38–1.40 at twenty years (Fig. 7a). This is the signature expected of a process that integrates climate over years to decades: a five-year window measures weather rather than climate and dilutes the signal, whereas a boundary shifts only when conditions have been favourable long enough for colonisation and establishment. A finer grid spanning 3 to 23 years (Extended Data Table 2) places the optimum at 18–20 years with AIC rising again by 23 years, so the optimum is interior rather than an artefact of the tested range. We retain 15 years as pre-specified; it lies within 2.1–6.0 AIC units of the optimum in every series.</w:t>
       </w:r>
     </w:p>
     <w:p>
@@ -2440,7 +2440,7 @@
         <w:pStyle w:val="BodyText"/>
       </w:pPr>
       <w:r>
-        <w:t xml:space="preserve">Second, the effort coefficient is flat at 1.34–1.41 across all twelve combinations (Fig. 7b), and the interaction is negative throughout (0.87–1.00; Fig. 7c). If the climate and effort terms were competing for the same variance, changing the climate specification would move the effort estimate. It does not, which is direct evidence that the two are separately identified.</w:t>
+        <w:t xml:space="preserve">Second, the effort coefficient is flat at 1.37–1.43 across all twelve combinations (Fig. 7b), and the interaction is negative throughout (0.82–0.96; Fig. 7c). If the climate and effort terms were competing for the same variance, changing the climate specification would move the effort estimate. It does not, which is direct evidence that the two are separately identified.</w:t>
       </w:r>
     </w:p>
     <w:p>
@@ -2464,7 +2464,7 @@
         <w:t xml:space="preserve"> </w:t>
       </w:r>
       <w:r>
-        <w:t xml:space="preserve">= 15 the hazard ratio is 1.361 under CRU 1970–2000 against 1.307 under CRU 1980–2000, and the main WorldClim 1980–2000 estimate of 1.362 sits between the two. Changing data source and resolution moves the estimate by a similar small amount (1.362 to 1.307), so neither choice is decisive. One caveat follows from the resolution difference and matters for interpretation: because the 0.5° CRU grid smooths the sub-grid topographic variation that the 10-arc-minute downscaling retains, one standard deviation of accumulated warming is 0.058 °C in the CRU series against 0.179 °C in the main one. Standardised hazard ratios remain comparable, but the natural-unit statements in this paper refer to the main, higher-resolution series.</w:t>
+        <w:t xml:space="preserve">= 15 the hazard ratio is 1.366 under CRU 1970–2000 against 1.319 under CRU 1980–2000, and the main WorldClim 1980–2000 estimate of 1.365 sits between the two. Changing data source and resolution moves the estimate by a similar small amount (1.365 to 1.319), so neither choice is decisive. One caveat follows from the resolution difference and matters for interpretation: because the 0.5° CRU grid smooths the sub-grid topographic variation that the 10-arc-minute downscaling retains, one standard deviation of accumulated warming is 0.058 °C in the CRU series against 0.179 °C in the main one. Standardised hazard ratios remain comparable, but the natural-unit statements in this paper refer to the main, higher-resolution series.</w:t>
       </w:r>
     </w:p>
     <w:p>
@@ -2482,7 +2482,7 @@
         <w:t xml:space="preserve"> </w:t>
       </w:r>
       <w:r>
-        <w:t xml:space="preserve">All twelve combinations of four proxies (visits, observers, birding days, records) and three treatments of the 24 implausible zero cells (coverage gap, bounded within-province interpolation, zero-filling) give effort hazard ratios between 1.25 and 1.52 and warming hazard ratios between 1.35 and 1.37. Because the three missing-data rules yield different sample sizes, AIC is not comparable across them and we compare coefficients only. The coverage-gap interpretation is strongly supported by the data: in 22 of the 24 cells flagged as structural zeros, the immediately adjacent years within the same province record between one and 27 visits, so these are gaps in database coverage rather than years in which birdwatching ceased.</w:t>
+        <w:t xml:space="preserve">All twelve combinations of four proxies (visits, observers, birding days, records) and three treatments of the 24 implausible zero cells (coverage gap, bounded within-province interpolation, zero-filling) give effort hazard ratios between 1.25 and 1.55 and warming hazard ratios between 1.33 and 1.39. Because the three missing-data rules yield different sample sizes, AIC is not comparable across them and we compare coefficients only. The coverage-gap interpretation is strongly supported by the data: in 22 of the 24 cells flagged as structural zeros, the immediately adjacent years within the same province record between one and 27 visits, so these are gaps in database coverage rather than years in which birdwatching ceased.</w:t>
       </w:r>
     </w:p>
     <w:bookmarkEnd w:id="21"/>
@@ -2516,7 +2516,7 @@
         <w:t xml:space="preserve"> </w:t>
       </w:r>
       <w:r>
-        <w:t xml:space="preserve">= 0.74), dispersion is correct (</w:t>
+        <w:t xml:space="preserve">= 0.86), dispersion is correct (</w:t>
       </w:r>
       <w:r>
         <w:rPr>
@@ -2529,7 +2529,7 @@
         <w:t xml:space="preserve"> </w:t>
       </w:r>
       <w:r>
-        <w:t xml:space="preserve">= 0.59) and there is no zero inflation (</w:t>
+        <w:t xml:space="preserve">= 0.51) and there is no zero inflation (</w:t>
       </w:r>
       <w:r>
         <w:rPr>
@@ -2542,7 +2542,7 @@
         <w:t xml:space="preserve"> </w:t>
       </w:r>
       <w:r>
-        <w:t xml:space="preserve">= 0.59). Two of 23 year levels and two of 31 province levels show within-group deviation at</w:t>
+        <w:t xml:space="preserve">= 0.52). None of 23 year levels and three of 31 province levels show within-group deviation at</w:t>
       </w:r>
       <w:r>
         <w:t xml:space="preserve"> </w:t>
@@ -2558,7 +2558,7 @@
         <w:t xml:space="preserve"> </w:t>
       </w:r>
       <w:r>
-        <w:t xml:space="preserve">&lt; 0.05, close to the nominal rate. Province-mean residuals show no spatial autocorrelation (Moran’s</w:t>
+        <w:t xml:space="preserve">&lt; 0.05, consistent with the nominal rate. Province-mean residuals show no spatial autocorrelation (Moran’s</w:t>
       </w:r>
       <w:r>
         <w:t xml:space="preserve"> </w:t>
@@ -2574,7 +2574,7 @@
         <w:t xml:space="preserve"> </w:t>
       </w:r>
       <w:r>
-        <w:t xml:space="preserve">= −0.038 against an expectation of −0.033; permutation</w:t>
+        <w:t xml:space="preserve">= −0.042 against an expectation of −0.033; permutation</w:t>
       </w:r>
       <w:r>
         <w:t xml:space="preserve"> </w:t>
@@ -2590,7 +2590,7 @@
         <w:t xml:space="preserve"> </w:t>
       </w:r>
       <w:r>
-        <w:t xml:space="preserve">= 0.86). The outlier test is significant (95 outliers,</w:t>
+        <w:t xml:space="preserve">= 0.76). The outlier test is significant (86 outliers,</w:t>
       </w:r>
       <w:r>
         <w:t xml:space="preserve"> </w:t>
@@ -2627,7 +2627,7 @@
         <w:t xml:space="preserve"> </w:t>
       </w:r>
       <w:r>
-        <w:t xml:space="preserve">= 0.16 and 0.31). A cluster bootstrap of 300 resamples shows that provincial clustering inflates the standard errors by a factor of 1.26–1.59 relative to the model-based values, whereas species clustering does not (0.86–1.17); Table 2 therefore reports both intervals. A parametric bootstrap of 150 simulations recovers the coefficients with absolute bias below 0.01 on the log-hazard scale and gives actual coverage of 91.3–95.3% for the nominal 95% interval, consistent with the cluster result. Leaving out each province in turn, and each of ten species deciles, moves the coefficients by at most 4.2%, with 9 of 164 combinations exceeding 3%: no single province or species group carries the result.</w:t>
+        <w:t xml:space="preserve">= 0.16 and 0.31). A cluster bootstrap of 300 resamples shows that provincial clustering inflates the standard errors by a factor of 1.30–1.53 relative to the model-based values, whereas species clustering does not (0.89–1.19); Table 2 therefore reports both intervals. A parametric bootstrap of 150 simulations recovers the coefficients with absolute bias below 0.01 on the log-hazard scale and gives actual coverage of 92.0–93.3% for the nominal 95% interval, consistent with the cluster result. Leaving out each province in turn, and each of ten species deciles, moves the coefficients by at most 3.9%, with 9 of 164 combinations exceeding 3%: no single province or species group carries the result.</w:t>
       </w:r>
     </w:p>
     <w:p>
@@ -2635,7 +2635,7 @@
         <w:pStyle w:val="BodyText"/>
       </w:pPr>
       <w:r>
-        <w:t xml:space="preserve">The proportional-hazards assumption holds for the focal climate term: the interaction between accumulated warming and time is negligible (β = −0.022,</w:t>
+        <w:t xml:space="preserve">The proportional-hazards assumption holds for the focal climate term: the interaction between accumulated warming and time is negligible (β &lt; 0.001,</w:t>
       </w:r>
       <w:r>
         <w:t xml:space="preserve"> </w:t>
@@ -2651,7 +2651,7 @@
         <w:t xml:space="preserve"> </w:t>
       </w:r>
       <w:r>
-        <w:t xml:space="preserve">= 0.82). It does not hold for effort (β = −0.211,</w:t>
+        <w:t xml:space="preserve">= 1.00). It does not hold for effort (β = −0.190,</w:t>
       </w:r>
       <w:r>
         <w:t xml:space="preserve"> </w:t>
@@ -2667,7 +2667,7 @@
         <w:t xml:space="preserve"> </w:t>
       </w:r>
       <w:r>
-        <w:t xml:space="preserve">= 7.7 × 10⁻⁴), which is a substantive result rather than a diagnostic failure: the marginal return of an additional standard deviation of survey effort has declined over 2002–2024, consistent with the progressive saturation of easily detectable gaps. In a model that allows both effects to vary through time, the fixed effects are unchanged in direction and magnitude (effort 1.527, warming 1.369, variability 0.996), and only the interaction loses significance (0.864,</w:t>
+        <w:t xml:space="preserve">= 2.1 × 10⁻³), which is a substantive result rather than a diagnostic failure: the marginal return of an additional standard deviation of survey effort has declined over 2002–2024, consistent with the progressive saturation of easily detectable gaps. In a model that allows both effects to vary through time, the fixed effects are unchanged in direction and magnitude (effort 1.549, warming 1.366, variability 0.996), and only the interaction loses significance (0.838,</w:t>
       </w:r>
       <w:r>
         <w:t xml:space="preserve"> </w:t>
@@ -2683,7 +2683,7 @@
         <w:t xml:space="preserve"> </w:t>
       </w:r>
       <w:r>
-        <w:t xml:space="preserve">= 0.12).</w:t>
+        <w:t xml:space="preserve">= 0.06).</w:t>
       </w:r>
     </w:p>
     <w:bookmarkEnd w:id="22"/>
@@ -2709,7 +2709,7 @@
         <w:pStyle w:val="BodyText"/>
       </w:pPr>
       <w:r>
-        <w:t xml:space="preserve">The answer sharply constrains what can be claimed. The historical species-specific gradient has a standard deviation of only 0.18 °C, because provincial and range-wide anomalies largely move together. Future province-minus-range warming differentials reach 2 °C, more than ten standard deviations beyond the fitted range. Consequently, only 47.8% of species-province cells fall inside the fitted covariate support under SSP2-4.5 in 2030, 10.4% in 2050 and 2.1% in 2080; under SSP5-8.5 the corresponding figures are 34.2%, 2.1% and 1.9%.</w:t>
+        <w:t xml:space="preserve">The answer sharply constrains what can be claimed. The historical species-specific gradient has a standard deviation of only 0.18 °C, because provincial and range-wide anomalies largely move together. Future province-minus-range warming differentials reach 2 °C, more than ten standard deviations beyond the fitted range, and effort leaves its fitted range sooner still, because its 2024 level is already the highest observed. Only 45.7% of species-province cells fall inside the fitted covariate support under SSP2-4.5 in 2030, 6.3% in 2050 and none in 2080; under SSP5-8.5, 30.3% in 2030 and none thereafter.</w:t>
       </w:r>
     </w:p>
     <w:p>
@@ -2717,7 +2717,7 @@
         <w:pStyle w:val="BodyText"/>
       </w:pPr>
       <w:r>
-        <w:t xml:space="preserve">Restricted to cells inside the support, the mechanistic model projects hazard ratios relative to 2024 of 0.79 to 2.94 (Fig. M1). Applied without the mask, the same model produces ratios up to 78 (Extended Data Fig. 3). We regard the masked surfaces as the defensible result and the unmasked ones as an illustration of how far the extrapolation reaches.</w:t>
+        <w:t xml:space="preserve">Restricted to cells inside the support, the mechanistic model projects hazard ratios relative to 2024 of 0.95 to 1.50 (Fig. M1). Applied without the mask, the same model produces ratios up to 88 (Extended Data Fig. 3). We regard the masked surfaces as the defensible result and the unmasked ones as an illustration of how far the extrapolation reaches.</w:t>
       </w:r>
     </w:p>
     <w:p>
@@ -2725,7 +2725,7 @@
         <w:pStyle w:val="BodyText"/>
       </w:pPr>
       <w:r>
-        <w:t xml:space="preserve">A gradient-boosted comparison model trained on the same three predictors reinforces the point. Within the observed range the two model families track each other across province-years (Spearman ρ = 0.54). Outside it they diverge completely: rank correlations across province-scenario cells range from −0.04 to 0.18, and the two agree on the direction of change in only 23.7% of cells, falling to 6.5% under SSP5-8.5 in 2080. The mechanistic model projects increases in 176 of 186 cells; the machine-learning model in 42. The cause is structural: tree ensembles return boundary leaf values once covariates leave the training support and therefore saturate, whereas the complementary log-log model extrapolates linearly on the log-hazard scale. Neither behaviour is validated by the data. TreeSHAP attributions within the training range are monotone increasing for both warming and effort (Fig. M3), consistent with the mechanistic coefficients.</w:t>
+        <w:t xml:space="preserve">A gradient-boosted comparison model trained on the same three predictors reinforces the point. Within the observed range the two model families track each other across province-years (Spearman ρ = 0.56). Outside it they diverge: rank correlations across province-scenario cells range from 0.14 to 0.48, but the two agree on the direction of change in only 8.6% of cells, and in none under SSP5-8.5 in 2080. The mechanistic model projects increases in 178 of 186 cells; the machine-learning model in 8. The cause is structural: tree ensembles return boundary leaf values once covariates leave the training support and therefore saturate, whereas the complementary log-log model extrapolates linearly on the log-hazard scale. Neither behaviour is validated by the data. TreeSHAP attributions within the training range are monotone increasing for both warming and effort (Fig. M3), consistent with the mechanistic coefficients.</w:t>
       </w:r>
     </w:p>
     <w:bookmarkEnd w:id="23"/>
@@ -2866,7 +2866,7 @@
         <w:t xml:space="preserve"> </w:t>
       </w:r>
       <w:r>
-        <w:t xml:space="preserve">After correction, warming relative to a species’ historical range and survey effort contribute comparably to the hazard of a new provincial record, and warming discriminates slightly better between event and non-event cells. This is not a claim that new records are unbiased evidence of range expansion; the effort effect remains large, and the province-by-year variance component (standard deviation 0.804 on the latent scale) is the single largest source of heterogeneity in the model, reflecting how strongly the observation process varies in space and time. It is a claim that the climate signal is not an artefact of where people look, because it survives the inclusion of effort at four proxies, three missing-data rules, three candidate-pool definitions and a random structure that absorbs province-year observational shocks.</w:t>
+        <w:t xml:space="preserve">After correction, warming relative to a species’ historical range and survey effort contribute comparably to the hazard of a new provincial record, and warming discriminates slightly better between event and non-event cells. This is not a claim that new records are unbiased evidence of range expansion; the effort effect remains large, and the province-by-year variance component (standard deviation 0.798 on the latent scale) is the single largest source of heterogeneity in the model, reflecting how strongly the observation process varies in space and time. It is a claim that the climate signal is not an artefact of where people look, because it survives the inclusion of effort at four proxies, three missing-data rules, three candidate-pool definitions and a random structure that absorbs province-year observational shocks.</w:t>
       </w:r>
     </w:p>
     <w:p>
@@ -2892,7 +2892,7 @@
         <w:t xml:space="preserve"> </w:t>
       </w:r>
       <w:r>
-        <w:t xml:space="preserve">It is straightforward to push a fitted hazard model through CMIP6 surfaces to 2080 and produce a map. Our support diagnostic shows that fewer than one in fifty species-province cells then resembles anything in the fitted data, because the species-specific climate gradient — a difference between two covarying anomalies — has a historical standard deviation an order of magnitude smaller than the future warming differentials imposed on it. The consequence is not merely wide uncertainty; it is that mechanistic and machine-learning models trained on identical data disagree on the direction of change in three quarters of cells. We recommend that projections of record generation, and of range-shift indicators built on species-specific climate differentials more generally, report the fraction of projected cells inside the fitted support as a matter of routine</w:t>
+        <w:t xml:space="preserve">It is straightforward to push a fitted hazard model through CMIP6 surfaces to 2080 and produce a map. Our support diagnostic shows that virtually no species-province cell then resembles anything in the fitted data, because the species-specific climate gradient — a difference between two covarying anomalies — has a historical standard deviation an order of magnitude smaller than the future warming differentials imposed on it, and because projected effort soon exceeds its observed peak. The consequence is not merely wide uncertainty; it is that mechanistic and machine-learning models trained on identical data disagree on the direction of change in more than nine cells in ten. We recommend that projections of record generation, and of range-shift indicators built on species-specific climate differentials more generally, report the fraction of projected cells inside the fitted support as a matter of routine</w:t>
       </w:r>
       <w:r>
         <w:rPr>
@@ -7171,9 +7171,12 @@
     <w:bookmarkEnd w:id="41"/>
     <w:bookmarkEnd w:id="42"/>
     <w:sectPr>
+      <w:footerReference w:type="default" r:id="rId9"/>
       <w:footnotePr>
         <w:numRestart w:val="eachSect"/>
       </w:footnotePr>
+      <w:pgMar w:left="1440" w:right="1440" w:top="1440" w:bottom="1440"/>
+      <w:lnNumType w:countBy="1" w:start="1" w:restart="continuous" w:distance="360"/>
     </w:sectPr>
   </w:body>
 </w:document>
@@ -7181,6 +7184,29 @@
 
 <file path=word/comments.xml><?xml version="1.0" encoding="utf-8"?>
 <w:comments xmlns:w="http://schemas.openxmlformats.org/wordprocessingml/2006/main" xmlns:m="http://schemas.openxmlformats.org/officeDocument/2006/math" xmlns:r="http://schemas.openxmlformats.org/officeDocument/2006/relationships" xmlns:o="urn:schemas-microsoft-com:office:office" xmlns:v="urn:schemas-microsoft-com:vml" xmlns:w10="urn:schemas-microsoft-com:office:word" xmlns:a="http://schemas.openxmlformats.org/drawingml/2006/main" xmlns:pic="http://schemas.openxmlformats.org/drawingml/2006/picture" xmlns:wp="http://schemas.openxmlformats.org/drawingml/2006/wordprocessingDrawing"/>
+</file>
+
+<file path=word/footer1.xml><?xml version="1.0" encoding="utf-8"?>
+<w:ftr xmlns:m="http://schemas.openxmlformats.org/officeDocument/2006/math" xmlns:mc="http://schemas.openxmlformats.org/markup-compatibility/2006" xmlns:mo="http://schemas.microsoft.com/office/mac/office/2008/main" xmlns:mv="urn:schemas-microsoft-com:mac:vml" xmlns:o="urn:schemas-microsoft-com:office:office" xmlns:r="http://schemas.openxmlformats.org/officeDocument/2006/relationships" xmlns:v="urn:schemas-microsoft-com:vml" xmlns:w10="urn:schemas-microsoft-com:office:word" xmlns:w14="http://schemas.microsoft.com/office/word/2010/wordml" xmlns:w="http://schemas.openxmlformats.org/wordprocessingml/2006/main" xmlns:wne="http://schemas.microsoft.com/office/word/2006/wordml" xmlns:wp14="http://schemas.microsoft.com/office/word/2010/wordprocessingDrawing" xmlns:wp="http://schemas.openxmlformats.org/drawingml/2006/wordprocessingDrawing" xmlns:wpc="http://schemas.microsoft.com/office/word/2010/wordprocessingCanvas" xmlns:wpg="http://schemas.microsoft.com/office/word/2010/wordprocessingGroup" xmlns:wpi="http://schemas.microsoft.com/office/word/2010/wordprocessingInk" xmlns:wps="http://schemas.microsoft.com/office/word/2010/wordprocessingShape" mc:Ignorable="w14 wp14">
+  <w:p>
+    <w:pPr>
+      <w:pStyle w:val="Footer"/>
+      <w:jc w:val="center"/>
+    </w:pPr>
+    <w:r>
+      <w:fldChar w:fldCharType="begin"/>
+    </w:r>
+    <w:r>
+      <w:instrText xml:space="preserve"> PAGE </w:instrText>
+    </w:r>
+    <w:r>
+      <w:fldChar w:fldCharType="separate"/>
+    </w:r>
+    <w:r>
+      <w:fldChar w:fldCharType="end"/>
+    </w:r>
+  </w:p>
+</w:ftr>
 </file>
 
 <file path=word/footnotes.xml><?xml version="1.0" encoding="utf-8"?>
@@ -7498,6 +7524,13 @@
   <w:style w:default="1" w:styleId="Normal" w:type="paragraph">
     <w:name w:val="Normal"/>
     <w:qFormat/>
+    <w:pPr>
+      <w:spacing w:line="480" w:lineRule="auto" w:after="0"/>
+    </w:pPr>
+    <w:rPr>
+      <w:rFonts w:ascii="Times New Roman" w:hAnsi="Times New Roman" w:eastAsia="Times New Roman"/>
+      <w:sz w:val="24"/>
+    </w:rPr>
   </w:style>
   <w:style w:styleId="BodyText" w:type="paragraph">
     <w:name w:val="Body Text"/>
@@ -7670,9 +7703,9 @@
       <w:outlineLvl w:val="0"/>
     </w:pPr>
     <w:rPr>
-      <w:rFonts w:asciiTheme="majorHAnsi" w:cstheme="majorBidi" w:eastAsiaTheme="majorEastAsia" w:hAnsiTheme="majorHAnsi"/>
-      <w:color w:themeColor="accent1" w:themeShade="BF" w:val="0F4761"/>
-      <w:sz w:val="40"/>
+      <w:rFonts w:asciiTheme="majorHAnsi" w:cstheme="majorBidi" w:eastAsiaTheme="majorEastAsia" w:hAnsiTheme="majorHAnsi" w:ascii="Times New Roman" w:hAnsi="Times New Roman"/>
+      <w:b/>
+      <w:sz w:val="26"/>
       <w:szCs w:val="40"/>
     </w:rPr>
   </w:style>
@@ -7693,9 +7726,9 @@
       <w:outlineLvl w:val="1"/>
     </w:pPr>
     <w:rPr>
-      <w:rFonts w:asciiTheme="majorHAnsi" w:cstheme="majorBidi" w:eastAsiaTheme="majorEastAsia" w:hAnsiTheme="majorHAnsi"/>
-      <w:color w:themeColor="accent1" w:themeShade="BF" w:val="0F4761"/>
-      <w:sz w:val="32"/>
+      <w:rFonts w:asciiTheme="majorHAnsi" w:cstheme="majorBidi" w:eastAsiaTheme="majorEastAsia" w:hAnsiTheme="majorHAnsi" w:ascii="Times New Roman" w:hAnsi="Times New Roman"/>
+      <w:b/>
+      <w:sz w:val="26"/>
       <w:szCs w:val="32"/>
     </w:rPr>
   </w:style>
@@ -7716,9 +7749,9 @@
       <w:outlineLvl w:val="2"/>
     </w:pPr>
     <w:rPr>
-      <w:rFonts w:cstheme="majorBidi" w:eastAsiaTheme="majorEastAsia"/>
-      <w:color w:themeColor="accent1" w:themeShade="BF" w:val="0F4761"/>
-      <w:sz w:val="28"/>
+      <w:rFonts w:cstheme="majorBidi" w:eastAsiaTheme="majorEastAsia" w:ascii="Times New Roman" w:hAnsi="Times New Roman"/>
+      <w:b/>
+      <w:sz w:val="26"/>
       <w:szCs w:val="28"/>
     </w:rPr>
   </w:style>
@@ -7739,10 +7772,11 @@
       <w:outlineLvl w:val="3"/>
     </w:pPr>
     <w:rPr>
-      <w:rFonts w:cstheme="majorBidi" w:eastAsiaTheme="majorEastAsia"/>
+      <w:rFonts w:cstheme="majorBidi" w:eastAsiaTheme="majorEastAsia" w:ascii="Times New Roman" w:hAnsi="Times New Roman"/>
+      <w:b/>
       <w:i/>
       <w:iCs/>
-      <w:color w:themeColor="accent1" w:themeShade="BF" w:val="0F4761"/>
+      <w:sz w:val="26"/>
     </w:rPr>
   </w:style>
   <w:style w:styleId="Heading5" w:type="paragraph">
@@ -7762,8 +7796,9 @@
       <w:outlineLvl w:val="4"/>
     </w:pPr>
     <w:rPr>
-      <w:rFonts w:cstheme="majorBidi" w:eastAsiaTheme="majorEastAsia"/>
-      <w:color w:themeColor="accent1" w:themeShade="BF" w:val="0F4761"/>
+      <w:rFonts w:cstheme="majorBidi" w:eastAsiaTheme="majorEastAsia" w:ascii="Times New Roman" w:hAnsi="Times New Roman"/>
+      <w:b/>
+      <w:sz w:val="26"/>
     </w:rPr>
   </w:style>
   <w:style w:styleId="Heading6" w:type="paragraph">
@@ -7783,10 +7818,11 @@
       <w:outlineLvl w:val="5"/>
     </w:pPr>
     <w:rPr>
-      <w:rFonts w:cstheme="majorBidi" w:eastAsiaTheme="majorEastAsia"/>
+      <w:rFonts w:cstheme="majorBidi" w:eastAsiaTheme="majorEastAsia" w:ascii="Times New Roman" w:hAnsi="Times New Roman"/>
+      <w:b/>
       <w:i/>
       <w:iCs/>
-      <w:color w:themeColor="text1" w:themeTint="A6" w:val="595959"/>
+      <w:sz w:val="26"/>
     </w:rPr>
   </w:style>
   <w:style w:styleId="Heading7" w:type="paragraph">
@@ -7806,8 +7842,9 @@
       <w:outlineLvl w:val="6"/>
     </w:pPr>
     <w:rPr>
-      <w:rFonts w:cstheme="majorBidi" w:eastAsiaTheme="majorEastAsia"/>
-      <w:color w:themeColor="text1" w:themeTint="A6" w:val="595959"/>
+      <w:rFonts w:cstheme="majorBidi" w:eastAsiaTheme="majorEastAsia" w:ascii="Times New Roman" w:hAnsi="Times New Roman"/>
+      <w:b/>
+      <w:sz w:val="26"/>
     </w:rPr>
   </w:style>
   <w:style w:styleId="Heading8" w:type="paragraph">
@@ -7827,10 +7864,11 @@
       <w:outlineLvl w:val="7"/>
     </w:pPr>
     <w:rPr>
-      <w:rFonts w:cstheme="majorBidi" w:eastAsiaTheme="majorEastAsia"/>
+      <w:rFonts w:cstheme="majorBidi" w:eastAsiaTheme="majorEastAsia" w:ascii="Times New Roman" w:hAnsi="Times New Roman"/>
+      <w:b/>
       <w:i/>
       <w:iCs/>
-      <w:color w:themeColor="text1" w:themeTint="D8" w:val="272727"/>
+      <w:sz w:val="26"/>
     </w:rPr>
   </w:style>
   <w:style w:styleId="Heading9" w:type="paragraph">
@@ -7850,8 +7888,9 @@
       <w:outlineLvl w:val="8"/>
     </w:pPr>
     <w:rPr>
-      <w:rFonts w:cstheme="majorBidi" w:eastAsiaTheme="majorEastAsia"/>
-      <w:color w:themeColor="text1" w:themeTint="D8" w:val="272727"/>
+      <w:rFonts w:cstheme="majorBidi" w:eastAsiaTheme="majorEastAsia" w:ascii="Times New Roman" w:hAnsi="Times New Roman"/>
+      <w:b/>
+      <w:sz w:val="26"/>
     </w:rPr>
   </w:style>
   <w:style w:customStyle="1" w:styleId="Heading1Char" w:type="character">
@@ -7861,9 +7900,9 @@
     <w:uiPriority w:val="9"/>
     <w:rsid w:val="00A10FD9"/>
     <w:rPr>
-      <w:rFonts w:asciiTheme="majorHAnsi" w:cstheme="majorBidi" w:eastAsiaTheme="majorEastAsia" w:hAnsiTheme="majorHAnsi"/>
-      <w:color w:themeColor="accent1" w:themeShade="BF" w:val="0F4761"/>
-      <w:sz w:val="40"/>
+      <w:rFonts w:asciiTheme="majorHAnsi" w:cstheme="majorBidi" w:eastAsiaTheme="majorEastAsia" w:hAnsiTheme="majorHAnsi" w:ascii="Times New Roman" w:hAnsi="Times New Roman"/>
+      <w:b/>
+      <w:sz w:val="26"/>
       <w:szCs w:val="40"/>
     </w:rPr>
   </w:style>
@@ -7875,9 +7914,9 @@
     <w:semiHidden/>
     <w:rsid w:val="00A10FD9"/>
     <w:rPr>
-      <w:rFonts w:asciiTheme="majorHAnsi" w:cstheme="majorBidi" w:eastAsiaTheme="majorEastAsia" w:hAnsiTheme="majorHAnsi"/>
-      <w:color w:themeColor="accent1" w:themeShade="BF" w:val="0F4761"/>
-      <w:sz w:val="32"/>
+      <w:rFonts w:asciiTheme="majorHAnsi" w:cstheme="majorBidi" w:eastAsiaTheme="majorEastAsia" w:hAnsiTheme="majorHAnsi" w:ascii="Times New Roman" w:hAnsi="Times New Roman"/>
+      <w:b/>
+      <w:sz w:val="26"/>
       <w:szCs w:val="32"/>
     </w:rPr>
   </w:style>
@@ -7889,9 +7928,9 @@
     <w:semiHidden/>
     <w:rsid w:val="00A10FD9"/>
     <w:rPr>
-      <w:rFonts w:cstheme="majorBidi" w:eastAsiaTheme="majorEastAsia"/>
-      <w:color w:themeColor="accent1" w:themeShade="BF" w:val="0F4761"/>
-      <w:sz w:val="28"/>
+      <w:rFonts w:cstheme="majorBidi" w:eastAsiaTheme="majorEastAsia" w:ascii="Times New Roman" w:hAnsi="Times New Roman"/>
+      <w:b/>
+      <w:sz w:val="26"/>
       <w:szCs w:val="28"/>
     </w:rPr>
   </w:style>
@@ -7903,10 +7942,11 @@
     <w:semiHidden/>
     <w:rsid w:val="00A10FD9"/>
     <w:rPr>
-      <w:rFonts w:cstheme="majorBidi" w:eastAsiaTheme="majorEastAsia"/>
+      <w:rFonts w:cstheme="majorBidi" w:eastAsiaTheme="majorEastAsia" w:ascii="Times New Roman" w:hAnsi="Times New Roman"/>
+      <w:b/>
       <w:i/>
       <w:iCs/>
-      <w:color w:themeColor="accent1" w:themeShade="BF" w:val="0F4761"/>
+      <w:sz w:val="26"/>
     </w:rPr>
   </w:style>
   <w:style w:customStyle="1" w:styleId="Heading5Char" w:type="character">
@@ -7917,8 +7957,9 @@
     <w:semiHidden/>
     <w:rsid w:val="00A10FD9"/>
     <w:rPr>
-      <w:rFonts w:cstheme="majorBidi" w:eastAsiaTheme="majorEastAsia"/>
-      <w:color w:themeColor="accent1" w:themeShade="BF" w:val="0F4761"/>
+      <w:rFonts w:cstheme="majorBidi" w:eastAsiaTheme="majorEastAsia" w:ascii="Times New Roman" w:hAnsi="Times New Roman"/>
+      <w:b/>
+      <w:sz w:val="26"/>
     </w:rPr>
   </w:style>
   <w:style w:customStyle="1" w:styleId="Heading6Char" w:type="character">
@@ -7929,10 +7970,11 @@
     <w:semiHidden/>
     <w:rsid w:val="00A10FD9"/>
     <w:rPr>
-      <w:rFonts w:cstheme="majorBidi" w:eastAsiaTheme="majorEastAsia"/>
+      <w:rFonts w:cstheme="majorBidi" w:eastAsiaTheme="majorEastAsia" w:ascii="Times New Roman" w:hAnsi="Times New Roman"/>
+      <w:b/>
       <w:i/>
       <w:iCs/>
-      <w:color w:themeColor="text1" w:themeTint="A6" w:val="595959"/>
+      <w:sz w:val="26"/>
     </w:rPr>
   </w:style>
   <w:style w:customStyle="1" w:styleId="Heading7Char" w:type="character">
@@ -7943,8 +7985,9 @@
     <w:semiHidden/>
     <w:rsid w:val="00A10FD9"/>
     <w:rPr>
-      <w:rFonts w:cstheme="majorBidi" w:eastAsiaTheme="majorEastAsia"/>
-      <w:color w:themeColor="text1" w:themeTint="A6" w:val="595959"/>
+      <w:rFonts w:cstheme="majorBidi" w:eastAsiaTheme="majorEastAsia" w:ascii="Times New Roman" w:hAnsi="Times New Roman"/>
+      <w:b/>
+      <w:sz w:val="26"/>
     </w:rPr>
   </w:style>
   <w:style w:customStyle="1" w:styleId="Heading8Char" w:type="character">
@@ -7955,10 +7998,11 @@
     <w:semiHidden/>
     <w:rsid w:val="00A10FD9"/>
     <w:rPr>
-      <w:rFonts w:cstheme="majorBidi" w:eastAsiaTheme="majorEastAsia"/>
+      <w:rFonts w:cstheme="majorBidi" w:eastAsiaTheme="majorEastAsia" w:ascii="Times New Roman" w:hAnsi="Times New Roman"/>
+      <w:b/>
       <w:i/>
       <w:iCs/>
-      <w:color w:themeColor="text1" w:themeTint="D8" w:val="272727"/>
+      <w:sz w:val="26"/>
     </w:rPr>
   </w:style>
   <w:style w:customStyle="1" w:styleId="Heading9Char" w:type="character">
@@ -7969,8 +8013,9 @@
     <w:semiHidden/>
     <w:rsid w:val="00A10FD9"/>
     <w:rPr>
-      <w:rFonts w:cstheme="majorBidi" w:eastAsiaTheme="majorEastAsia"/>
-      <w:color w:themeColor="text1" w:themeTint="D8" w:val="272727"/>
+      <w:rFonts w:cstheme="majorBidi" w:eastAsiaTheme="majorEastAsia" w:ascii="Times New Roman" w:hAnsi="Times New Roman"/>
+      <w:b/>
+      <w:sz w:val="26"/>
     </w:rPr>
   </w:style>
   <w:style w:styleId="BlockText" w:type="paragraph">
